--- a/docs/手机查看DOCX/02_PPT逐页内容.docx
+++ b/docs/手机查看DOCX/02_PPT逐页内容.docx
@@ -1563,7 +1563,7 @@
           <w:rFonts w:ascii="Microsoft YaHei" w:hAnsi="Microsoft YaHei" w:eastAsia="Microsoft YaHei"/>
           <w:sz w:val="21"/>
         </w:rPr>
-        <w:t>副标题：谢谢老师和同学，欢迎提问</w:t>
+        <w:t>副标题：接下来播放 App 运行视频</w:t>
       </w:r>
     </w:p>
     <w:p>
